--- a/2026-T3/B2-ICTSAD609-Plan_Monitor/Task1.docx
+++ b/2026-T3/B2-ICTSAD609-Plan_Monitor/Task1.docx
@@ -743,29 +743,57 @@
     </w:p>
     <w:p>
       <w:pPr>
-        <w:spacing w:after="0" w:line="240" w:lineRule="auto"/>
-        <w:rPr>
-          <w:rFonts w:ascii="Inter" w:eastAsia="Times New Roman" w:hAnsi="Inter" w:cs="Times New Roman"/>
-          <w:color w:val="000000"/>
-          <w:kern w:val="0"/>
-          <w:sz w:val="27"/>
-          <w:szCs w:val="27"/>
-          <w:shd w:val="clear" w:color="auto" w:fill="FFFFFF"/>
-          <w:lang w:eastAsia="en-GB"/>
-          <w14:ligatures w14:val="none"/>
-        </w:rPr>
-      </w:pPr>
-      <w:r>
-        <w:rPr>
-          <w:rFonts w:ascii="Inter" w:eastAsia="Times New Roman" w:hAnsi="Inter" w:cs="Times New Roman"/>
-          <w:color w:val="000000"/>
-          <w:kern w:val="0"/>
-          <w:sz w:val="27"/>
-          <w:szCs w:val="27"/>
-          <w:shd w:val="clear" w:color="auto" w:fill="FFFFFF"/>
-          <w:lang w:eastAsia="en-GB"/>
-          <w14:ligatures w14:val="none"/>
-        </w:rPr>
+        <w:rPr>
+          <w:rFonts w:ascii="Inter" w:eastAsia="Times New Roman" w:hAnsi="Inter" w:cs="Times New Roman"/>
+          <w:color w:val="000000"/>
+          <w:kern w:val="0"/>
+          <w:sz w:val="27"/>
+          <w:szCs w:val="27"/>
+          <w:shd w:val="clear" w:color="auto" w:fill="FFFFFF"/>
+          <w:lang w:eastAsia="en-GB"/>
+          <w14:ligatures w14:val="none"/>
+        </w:rPr>
+      </w:pPr>
+      <w:r>
+        <w:rPr>
+          <w:rFonts w:ascii="Inter" w:eastAsia="Times New Roman" w:hAnsi="Inter" w:cs="Times New Roman"/>
+          <w:color w:val="000000"/>
+          <w:kern w:val="0"/>
+          <w:sz w:val="27"/>
+          <w:szCs w:val="27"/>
+          <w:shd w:val="clear" w:color="auto" w:fill="FFFFFF"/>
+          <w:lang w:eastAsia="en-GB"/>
+          <w14:ligatures w14:val="none"/>
+        </w:rPr>
+        <w:br w:type="page"/>
+      </w:r>
+    </w:p>
+    <w:p>
+      <w:pPr>
+        <w:spacing w:after="0" w:line="240" w:lineRule="auto"/>
+        <w:rPr>
+          <w:rFonts w:ascii="Inter" w:eastAsia="Times New Roman" w:hAnsi="Inter" w:cs="Times New Roman"/>
+          <w:color w:val="000000"/>
+          <w:kern w:val="0"/>
+          <w:sz w:val="27"/>
+          <w:szCs w:val="27"/>
+          <w:shd w:val="clear" w:color="auto" w:fill="FFFFFF"/>
+          <w:lang w:eastAsia="en-GB"/>
+          <w14:ligatures w14:val="none"/>
+        </w:rPr>
+      </w:pPr>
+      <w:r>
+        <w:rPr>
+          <w:rFonts w:ascii="Inter" w:eastAsia="Times New Roman" w:hAnsi="Inter" w:cs="Times New Roman"/>
+          <w:color w:val="000000"/>
+          <w:kern w:val="0"/>
+          <w:sz w:val="27"/>
+          <w:szCs w:val="27"/>
+          <w:shd w:val="clear" w:color="auto" w:fill="FFFFFF"/>
+          <w:lang w:eastAsia="en-GB"/>
+          <w14:ligatures w14:val="none"/>
+        </w:rPr>
+        <w:lastRenderedPageBreak/>
         <w:t xml:space="preserve">### Question 2 </w:t>
       </w:r>
     </w:p>
@@ -963,8 +991,64 @@
           <w:lang w:eastAsia="en-GB"/>
           <w14:ligatures w14:val="none"/>
         </w:rPr>
-        <w:t xml:space="preserve">| **Policies and procedures** | Internal organisational rules and guidelines that govern how work is performed, how documents are managed, how changes are controlled, and how approvals are obtained. They ensure consistency, standardise processes and improve quality across the </w:t>
-      </w:r>
+        <w:t>| **Policies and procedures** | Internal organisational rules and guidelines that govern how work is performed, how documents are managed, how changes are controlled, and how approvals are obtained. They ensure consistency, standardise processes and improve quality across the organisation. | Change control procedures, which define how changes to requirements, scope or deliverables are requested, reviewed, approved and documented throughout the initiative. |</w:t>
+      </w:r>
+    </w:p>
+    <w:p>
+      <w:pPr>
+        <w:rPr>
+          <w:rFonts w:ascii="Inter" w:eastAsia="Times New Roman" w:hAnsi="Inter" w:cs="Times New Roman"/>
+          <w:color w:val="000000"/>
+          <w:kern w:val="0"/>
+          <w:sz w:val="27"/>
+          <w:szCs w:val="27"/>
+          <w:shd w:val="clear" w:color="auto" w:fill="FFFFFF"/>
+          <w:lang w:eastAsia="en-GB"/>
+          <w14:ligatures w14:val="none"/>
+        </w:rPr>
+      </w:pPr>
+    </w:p>
+    <w:p>
+      <w:pPr>
+        <w:rPr>
+          <w:rFonts w:ascii="Inter" w:eastAsia="Times New Roman" w:hAnsi="Inter" w:cs="Times New Roman"/>
+          <w:color w:val="000000"/>
+          <w:kern w:val="0"/>
+          <w:sz w:val="27"/>
+          <w:szCs w:val="27"/>
+          <w:shd w:val="clear" w:color="auto" w:fill="FFFFFF"/>
+          <w:lang w:eastAsia="en-GB"/>
+          <w14:ligatures w14:val="none"/>
+        </w:rPr>
+      </w:pPr>
+      <w:r>
+        <w:rPr>
+          <w:rFonts w:ascii="Inter" w:eastAsia="Times New Roman" w:hAnsi="Inter" w:cs="Times New Roman"/>
+          <w:color w:val="000000"/>
+          <w:kern w:val="0"/>
+          <w:sz w:val="27"/>
+          <w:szCs w:val="27"/>
+          <w:shd w:val="clear" w:color="auto" w:fill="FFFFFF"/>
+          <w:lang w:eastAsia="en-GB"/>
+          <w14:ligatures w14:val="none"/>
+        </w:rPr>
+        <w:br w:type="page"/>
+      </w:r>
+    </w:p>
+    <w:p>
+      <w:pPr>
+        <w:spacing w:after="0" w:line="240" w:lineRule="auto"/>
+        <w:rPr>
+          <w:rFonts w:ascii="Inter" w:eastAsia="Times New Roman" w:hAnsi="Inter" w:cs="Times New Roman"/>
+          <w:color w:val="000000"/>
+          <w:kern w:val="0"/>
+          <w:sz w:val="27"/>
+          <w:szCs w:val="27"/>
+          <w:shd w:val="clear" w:color="auto" w:fill="FFFFFF"/>
+          <w:lang w:eastAsia="en-GB"/>
+          <w14:ligatures w14:val="none"/>
+        </w:rPr>
+      </w:pPr>
       <w:r>
         <w:rPr>
           <w:rFonts w:ascii="Inter" w:eastAsia="Times New Roman" w:hAnsi="Inter" w:cs="Times New Roman"/>
@@ -977,48 +1061,6 @@
           <w14:ligatures w14:val="none"/>
         </w:rPr>
         <w:lastRenderedPageBreak/>
-        <w:t>organisation. | Change control procedures, which define how changes to requirements, scope or deliverables are requested, reviewed, approved and documented throughout the initiative. |</w:t>
-      </w:r>
-    </w:p>
-    <w:p>
-      <w:pPr>
-        <w:rPr>
-          <w:rFonts w:ascii="Inter" w:eastAsia="Times New Roman" w:hAnsi="Inter" w:cs="Times New Roman"/>
-          <w:color w:val="000000"/>
-          <w:kern w:val="0"/>
-          <w:sz w:val="27"/>
-          <w:szCs w:val="27"/>
-          <w:shd w:val="clear" w:color="auto" w:fill="FFFFFF"/>
-          <w:lang w:eastAsia="en-GB"/>
-          <w14:ligatures w14:val="none"/>
-        </w:rPr>
-      </w:pPr>
-    </w:p>
-    <w:p>
-      <w:pPr>
-        <w:spacing w:after="0" w:line="240" w:lineRule="auto"/>
-        <w:rPr>
-          <w:rFonts w:ascii="Inter" w:eastAsia="Times New Roman" w:hAnsi="Inter" w:cs="Times New Roman"/>
-          <w:color w:val="000000"/>
-          <w:kern w:val="0"/>
-          <w:sz w:val="27"/>
-          <w:szCs w:val="27"/>
-          <w:shd w:val="clear" w:color="auto" w:fill="FFFFFF"/>
-          <w:lang w:eastAsia="en-GB"/>
-          <w14:ligatures w14:val="none"/>
-        </w:rPr>
-      </w:pPr>
-      <w:r>
-        <w:rPr>
-          <w:rFonts w:ascii="Inter" w:eastAsia="Times New Roman" w:hAnsi="Inter" w:cs="Times New Roman"/>
-          <w:color w:val="000000"/>
-          <w:kern w:val="0"/>
-          <w:sz w:val="27"/>
-          <w:szCs w:val="27"/>
-          <w:shd w:val="clear" w:color="auto" w:fill="FFFFFF"/>
-          <w:lang w:eastAsia="en-GB"/>
-          <w14:ligatures w14:val="none"/>
-        </w:rPr>
         <w:t xml:space="preserve">### Question 3 </w:t>
       </w:r>
     </w:p>
@@ -1376,6 +1418,359 @@
         <w:t>10. **Manage changes** - Handle requests for changes to scope, requirements or deliverables through a formal change control process that includes impact analysis, approval and documentation.</w:t>
       </w:r>
     </w:p>
+    <w:p/>
+    <w:p>
+      <w:r>
+        <w:br w:type="page"/>
+      </w:r>
+    </w:p>
+    <w:p>
+      <w:r>
+        <w:lastRenderedPageBreak/>
+        <w:t>### Question 5</w:t>
+      </w:r>
+    </w:p>
+    <w:p>
+      <w:r>
+        <w:t>Project Management Techniques in an ICT Environment</w:t>
+      </w:r>
+    </w:p>
+    <w:p/>
+    <w:p>
+      <w:r>
+        <w:t>| Technique | Description |</w:t>
+      </w:r>
+    </w:p>
+    <w:p>
+      <w:r>
+        <w:t>|---|---|</w:t>
+      </w:r>
+    </w:p>
+    <w:p>
+      <w:r>
+        <w:t>| **Agile** | A flexible, iterative approach focused on delivering value through incremental deliveries, continuous collaboration, frequent feedback and constant prioritisation. It is well suited to ICT environments where requirements may change during development. Agile includes frameworks such as Scrum, which organises work into time-boxed sprints, and Kanban, which visualises workflow to optimise delivery. |</w:t>
+      </w:r>
+    </w:p>
+    <w:p>
+      <w:r>
+        <w:t>| **Critical Path** | A technique that identifies the sequence of activities that determines the minimum duration of the project. In an ICT environment, it is used to pinpoint which tasks directly impact the project timeline, allowing the Project Manager to focus attention on critical activities, manage dependencies and avoid delays in system delivery or implementation. |</w:t>
+      </w:r>
+    </w:p>
+    <w:p>
+      <w:r>
+        <w:br w:type="page"/>
+      </w:r>
+    </w:p>
+    <w:p>
+      <w:r>
+        <w:lastRenderedPageBreak/>
+        <w:t xml:space="preserve">### Question 6 </w:t>
+      </w:r>
+    </w:p>
+    <w:p/>
+    <w:p>
+      <w:r>
+        <w:t>Types of Risk in a Business Analysis Initiative</w:t>
+      </w:r>
+    </w:p>
+    <w:p/>
+    <w:p>
+      <w:r>
+        <w:t>| Type of risk | Description | Example |</w:t>
+      </w:r>
+    </w:p>
+    <w:p>
+      <w:r>
+        <w:t>|---|---|---|</w:t>
+      </w:r>
+    </w:p>
+    <w:p>
+      <w:r>
+        <w:t>| **Compliance risk** | These risks are related to laws, regulations and legal obligations that the initiative must comply with. Failure to meet these requirements may result in penalties, legal action or reputational damage. | A business analysis initiative proposes upgrading the organisation's on-premise core banking servers. If the initiative does not identify and address the requirements of applicable privacy legislation regarding customer data stored across legacy databases, the organisation may face regulatory fines and mandatory audit requirements. |</w:t>
+      </w:r>
+    </w:p>
+    <w:p>
+      <w:r>
+        <w:t>| **Financial risk** | These risks are related to costs, budget and the financial situation of the initiative. They may arise from inaccurate estimations, unexpected expenses, resource constraints or changes in the economic environment. | An initiative to deploy a new enterprise application security whitelisting tool across all branch servers is estimated using a top-down approach without detailed bottom-up analysis. During rollout, additional licensing costs and compatibility issues with existing on-premises software are discovered, causing the project to exceed its approved budget by a significant margin. |</w:t>
+      </w:r>
+    </w:p>
+    <w:p>
+      <w:r>
+        <w:t>| **Operational risk** | These risks are related to systems, processes and day-to-day operations. They may arise from system failures, process inefficiencies, human error or inadequate support structures. | A business analysis initiative recommends migrating transaction processing from on-premises servers to a hybrid cloud infrastructure. If transitional requirements such as network diagnostics, failover configuration and staff training on the new environment are not properly defined, the organisation may experience service disruptions affecting real-time payment processing and branch operations. |</w:t>
+      </w:r>
+    </w:p>
+    <w:p/>
+    <w:p>
+      <w:r>
+        <w:br w:type="page"/>
+      </w:r>
+    </w:p>
+    <w:p>
+      <w:r>
+        <w:lastRenderedPageBreak/>
+        <w:t>### Question 7</w:t>
+      </w:r>
+    </w:p>
+    <w:p/>
+    <w:p>
+      <w:r>
+        <w:t>Risk Mitigation and Management Strategies</w:t>
+      </w:r>
+    </w:p>
+    <w:p/>
+    <w:p>
+      <w:r>
+        <w:t>| Strategy | Explanation | Example |</w:t>
+      </w:r>
+    </w:p>
+    <w:p>
+      <w:r>
+        <w:t>|---|---|---|</w:t>
+      </w:r>
+    </w:p>
+    <w:p>
+      <w:r>
+        <w:t>| **Prevent** | This strategy involves establishing controls to stop the risk from occurring in the first place. Rather than waiting for a problem to arise, the Business Analyst proactively puts measures in place to eliminate the conditions that would allow the risk to materialise. | A business analysis initiative involves migrating customer data from legacy on-premises databases to a new core banking platform. To prevent data loss during migration, the team establishes a control requiring a full backup of all databases, a test migration in a staging environment and formal sign-off from the database administrator before the production migration begins. |</w:t>
+      </w:r>
+    </w:p>
+    <w:p>
+      <w:r>
+        <w:t>| **Contain** | This strategy focuses on reducing the impact if the risk does occur. While the risk may not be fully avoidable, containment measures limit the damage and help the organisation recover more quickly. | An initiative to deploy a new enterprise application across all branch servers carries the risk of service disruption during rollout. To contain the impact, the team schedules deployments outside business hours, rolls out the application to one branch first as a pilot and prepares a documented rollback procedure so that any affected server can be restored to its previous state within minutes. |</w:t>
+      </w:r>
+    </w:p>
+    <w:p>
+      <w:r>
+        <w:t>| **Transfer** | This strategy involves shifting part of the risk to a third party such as a vendor, consultant or specialist who is better positioned to manage it. The risk is not eliminated, but the responsibility and financial impact are shared or assumed by another party. | A business analysis initiative requires integration between the bank's on-premises transaction processing servers and a new third-party payment gateway. To transfer the risk of integration failure, the organisation engages the payment gateway vendor under a contract that includes service level agreements, penalty clauses for downtime and a requirement for the vendor to provide dedicated technical support throughout the integration and warranty period. |</w:t>
+      </w:r>
+    </w:p>
+    <w:p/>
+    <w:p>
+      <w:r>
+        <w:br w:type="page"/>
+      </w:r>
+    </w:p>
+    <w:p>
+      <w:r>
+        <w:lastRenderedPageBreak/>
+        <w:t>### Question 8</w:t>
+      </w:r>
+    </w:p>
+    <w:p>
+      <w:r>
+        <w:t>Stakeholder Management Process</w:t>
+      </w:r>
+    </w:p>
+    <w:p/>
+    <w:p>
+      <w:r>
+        <w:t>| Step | Description of what the step involves | Tools/techniques (provide two per step) |</w:t>
+      </w:r>
+    </w:p>
+    <w:p>
+      <w:r>
+        <w:t>|---|---|---|</w:t>
+      </w:r>
+    </w:p>
+    <w:p>
+      <w:r>
+        <w:t>| **Identify stakeholders** | Produce a complete list of people, groups or organisations who participate in the initiative, may be affected by it or have an interest in the outcome. | Brainstorming, Stakeholder register |</w:t>
+      </w:r>
+    </w:p>
+    <w:p>
+      <w:r>
+        <w:t>| **Classify stakeholders** | Categorise stakeholders according to their power, interest, authority and attitude towards the initiative to determine the appropriate level of engagement for each. | Power/Interest grid, Salience model |</w:t>
+      </w:r>
+    </w:p>
+    <w:p>
+      <w:r>
+        <w:t>| **Develop stakeholder management strategy** | Define how to obtain support, manage expectations, handle objections, resolve conflicts, identify attitude changes and mitigate negative impacts. | Stakeholder engagement plan, RACI matrix |</w:t>
+      </w:r>
+    </w:p>
+    <w:p>
+      <w:r>
+        <w:t>| **Plan communication** | Define how information will be received, distributed, updated, accessed and escalated, considering frequency, channel, audience, message, confidentiality and accessibility. | Communication plan, Communication matrix |</w:t>
+      </w:r>
+    </w:p>
+    <w:p>
+      <w:r>
+        <w:t>| **Execute communication** | Distribute information, report on performance, align expectations with reality, record meetings, update the schedule and communicate scope changes. | Status reports, Stakeholder meetings |</w:t>
+      </w:r>
+    </w:p>
+    <w:p/>
+    <w:p>
+      <w:r>
+        <w:br w:type="page"/>
+      </w:r>
+    </w:p>
+    <w:p>
+      <w:r>
+        <w:lastRenderedPageBreak/>
+        <w:t>### Question 9</w:t>
+      </w:r>
+    </w:p>
+    <w:p/>
+    <w:p>
+      <w:r>
+        <w:t>Communication Constraints Impacting Stakeholders</w:t>
+      </w:r>
+    </w:p>
+    <w:p/>
+    <w:p>
+      <w:r>
+        <w:t>1. **Confidentiality requirements** - Certain information may be restricted to specific stakeholders due to its sensitive nature, limiting what can be shared and with whom during the initiative.</w:t>
+      </w:r>
+    </w:p>
+    <w:p/>
+    <w:p>
+      <w:r>
+        <w:t>2. **Language** - Stakeholders may operate in different languages or have varying levels of technical versus business terminology, creating barriers to clear understanding and requiring translation or simplified messaging.</w:t>
+      </w:r>
+    </w:p>
+    <w:p/>
+    <w:p>
+      <w:r>
+        <w:t>3. **Technical limitations** - Some stakeholders may lack access to specific systems, platforms or communication tools used by the project team, restricting how information can be distributed and received.</w:t>
+      </w:r>
+    </w:p>
+    <w:p/>
+    <w:p>
+      <w:r>
+        <w:br w:type="page"/>
+      </w:r>
+    </w:p>
+    <w:p>
+      <w:r>
+        <w:lastRenderedPageBreak/>
+        <w:t>### Question 10</w:t>
+      </w:r>
+      <w:r>
+        <w:br/>
+      </w:r>
+      <w:r>
+        <w:t>Requirements Management in Business Analysis</w:t>
+      </w:r>
+    </w:p>
+    <w:p/>
+    <w:p>
+      <w:r>
+        <w:t>**What is Requirements Analysis**</w:t>
+      </w:r>
+    </w:p>
+    <w:p/>
+    <w:p>
+      <w:r>
+        <w:t>Requirements analysis is the process of defining, validating and prioritising the needs that a solution must meet. It reduces the risk of developing a solution that does not respond to the real need. Stakeholders must be consulted during the definition, review and approval of requirements. Requirements must be clear, complete, consistent, realistic, verifiable, prioritised, traceable and approved.</w:t>
+      </w:r>
+    </w:p>
+    <w:p/>
+    <w:p>
+      <w:r>
+        <w:t>**How Requirements Can Be Managed**</w:t>
+      </w:r>
+    </w:p>
+    <w:p/>
+    <w:p>
+      <w:r>
+        <w:t>Requirements can be managed through a structured approach that includes:</w:t>
+      </w:r>
+    </w:p>
+    <w:p/>
+    <w:p>
+      <w:r>
+        <w:t>- Documenting requirements with unique identifiers, descriptions, versions, statuses and priorities.</w:t>
+      </w:r>
+    </w:p>
+    <w:p>
+      <w:r>
+        <w:t>- Storing requirements in a requirements repository that controls them throughout the initiative lifecycle.</w:t>
+      </w:r>
+    </w:p>
+    <w:p>
+      <w:r>
+        <w:t>- Applying versioning to preserve the history of changes, identify the current version and recover previous versions if needed.</w:t>
+      </w:r>
+    </w:p>
+    <w:p>
+      <w:r>
+        <w:t>- Maintaining traceability to link each requirement to its source, objective, stakeholder, design, test and related requirements.</w:t>
+      </w:r>
+    </w:p>
+    <w:p>
+      <w:r>
+        <w:t>- Managing changes through a formal process that includes recording the request, analysing impact, obtaining approval, updating the repository and communicating the change.</w:t>
+      </w:r>
+    </w:p>
+    <w:p/>
+    <w:p>
+      <w:r>
+        <w:t>**Four Types of Requirements**</w:t>
+      </w:r>
+    </w:p>
+    <w:p/>
+    <w:p>
+      <w:r>
+        <w:t>| Type | Description |</w:t>
+      </w:r>
+    </w:p>
+    <w:p>
+      <w:r>
+        <w:t>|---|---|</w:t>
+      </w:r>
+    </w:p>
+    <w:p>
+      <w:r>
+        <w:lastRenderedPageBreak/>
+        <w:t>| **Functional requirements** | Describe the functions that the solution must perform from the user's perspective. |</w:t>
+      </w:r>
+    </w:p>
+    <w:p>
+      <w:r>
+        <w:t>| **Non-functional requirements** | Describe the quality attributes of the solution, such as security, performance, capacity and usability. |</w:t>
+      </w:r>
+    </w:p>
+    <w:p>
+      <w:r>
+        <w:t>| **Operational requirements** | Describe the activities needed to keep the solution operational, such as monitoring, backups, support and recovery. |</w:t>
+      </w:r>
+    </w:p>
+    <w:p>
+      <w:r>
+        <w:t>| **Transitional requirements** | Describe the needs related to moving from the current system or process to the future solution, such as data migration, training, acceptance testing and decommissioning of the previous system. |</w:t>
+      </w:r>
+    </w:p>
+    <w:p/>
+    <w:p>
+      <w:r>
+        <w:t>**Tools and Techniques Relevant to Requirements Management**</w:t>
+      </w:r>
+    </w:p>
+    <w:p/>
+    <w:p>
+      <w:r>
+        <w:t>- **Requirements repository** - Stores and controls requirements throughout the initiative lifecycle, supporting documentation, versioning, change tracking, status control, prioritisation and reporting.</w:t>
+      </w:r>
+    </w:p>
+    <w:p>
+      <w:r>
+        <w:t>- **Context diagram** - Represents the system, its boundaries and its relationships with external entities, helping to define the scope of requirements.</w:t>
+      </w:r>
+    </w:p>
+    <w:p>
+      <w:r>
+        <w:t>- **Use case diagram** - Shows the actors and their main interactions with the system, providing a visual representation of functional requirements.</w:t>
+      </w:r>
+    </w:p>
+    <w:p>
+      <w:r>
+        <w:t>- **User stories** - Describe a need from the user's perspective using the structure "As a [type of user], I want [action or need], so that [benefit]", supporting prioritisation and iterative delivery.</w:t>
+      </w:r>
+    </w:p>
+    <w:p>
+      <w:r>
+        <w:br w:type="page"/>
+      </w:r>
+    </w:p>
+    <w:p/>
     <w:sectPr>
       <w:pgSz w:w="11906" w:h="16838"/>
       <w:pgMar w:top="1440" w:right="1440" w:bottom="1440" w:left="1440" w:header="708" w:footer="708" w:gutter="0"/>

--- a/2026-T3/B2-ICTSAD609-Plan_Monitor/Task1.docx
+++ b/2026-T3/B2-ICTSAD609-Plan_Monitor/Task1.docx
@@ -1768,6 +1768,121 @@
     <w:p>
       <w:r>
         <w:br w:type="page"/>
+      </w:r>
+      <w:r>
+        <w:lastRenderedPageBreak/>
+        <w:br w:type="page"/>
+      </w:r>
+    </w:p>
+    <w:p>
+      <w:r>
+        <w:lastRenderedPageBreak/>
+        <w:t>### Question 11</w:t>
+      </w:r>
+    </w:p>
+    <w:p/>
+    <w:p>
+      <w:r>
+        <w:t>Technology Solution Patterns</w:t>
+      </w:r>
+    </w:p>
+    <w:p/>
+    <w:p>
+      <w:r>
+        <w:t>**Definition**</w:t>
+      </w:r>
+    </w:p>
+    <w:p/>
+    <w:p>
+      <w:r>
+        <w:t>A technology solution pattern is a general model of a solution that can be reused across different projects. Designers and architects can adapt the pattern to the type of system, existing infrastructure, security requirements, integration needs and business constraints. A project may use more than one pattern.</w:t>
+      </w:r>
+    </w:p>
+    <w:p/>
+    <w:p>
+      <w:r>
+        <w:t>**Three Examples in Developing/Coding**</w:t>
+      </w:r>
+    </w:p>
+    <w:p/>
+    <w:p>
+      <w:r>
+        <w:t>| Pattern | Description |</w:t>
+      </w:r>
+    </w:p>
+    <w:p>
+      <w:r>
+        <w:t>|---|---|</w:t>
+      </w:r>
+    </w:p>
+    <w:p>
+      <w:r>
+        <w:t>| **Model-View-Controller (MVC)** | Separates an application into three interconnected components: the model manages data and business logic, the view handles the user interface and presentation, and the controller processes user input and coordinates between model and view. This pattern is widely used in web and enterprise application development. |</w:t>
+      </w:r>
+    </w:p>
+    <w:p>
+      <w:r>
+        <w:t>| **Repository pattern** | Acts as an abstraction layer between the data access logic and the business logic of an application. It centralises data operations, provides a consistent interface for querying and persisting data, and makes it easier to swap database technologies or test business logic in isolation. |</w:t>
+      </w:r>
+    </w:p>
+    <w:p>
+      <w:r>
+        <w:t>| **Publish-subscribe (Pub/</w:t>
+      </w:r>
+      <w:proofErr w:type="gramStart"/>
+      <w:r>
+        <w:t>Sub)*</w:t>
+      </w:r>
+      <w:proofErr w:type="gramEnd"/>
+      <w:r>
+        <w:t>* | Enables communication between components without requiring them to know about each other directly. Publishers emit events or messages to a channel, and subscribers receive those messages asynchronously. This pattern is commonly used in event-driven architectures, microservices and real-time notification systems. |</w:t>
+      </w:r>
+    </w:p>
+    <w:p>
+      <w:r>
+        <w:br w:type="page"/>
+      </w:r>
+    </w:p>
+    <w:p>
+      <w:r>
+        <w:lastRenderedPageBreak/>
+        <w:t>### Question 12</w:t>
+      </w:r>
+    </w:p>
+    <w:p/>
+    <w:p>
+      <w:r>
+        <w:t>Business Analysis Performance Metrics</w:t>
+      </w:r>
+    </w:p>
+    <w:p/>
+    <w:p>
+      <w:r>
+        <w:t>Based on the Learner Guide, four metrics that can be used when monitoring business analysis performance are:</w:t>
+      </w:r>
+    </w:p>
+    <w:p/>
+    <w:p>
+      <w:r>
+        <w:t>1. **Deliverables completed on time** - Tracks whether the Business Analyst is meeting agreed deadlines for deliverables such as the business analysis plan, requirements documents and stakeholder management plan.</w:t>
+      </w:r>
+    </w:p>
+    <w:p/>
+    <w:p>
+      <w:r>
+        <w:t>2. **Number of change requests in requirements** - Measures the volume of changes to requirements after they have been defined and approved, which can indicate the quality and completeness of the initial analysis.</w:t>
+      </w:r>
+    </w:p>
+    <w:p/>
+    <w:p>
+      <w:r>
+        <w:t>3. **Stakeholder feedback** - Captures input from stakeholders regarding the quality, clarity and usefulness of the Business Analyst's work, deliverables and communication throughout the initiative.</w:t>
+      </w:r>
+    </w:p>
+    <w:p/>
+    <w:p>
+      <w:r>
+        <w:t>4. **Compliance with acceptance criteria** - Assesses whether deliverables meet the defined acceptance criteria, confirming that the work produced aligns with what was agreed and expected.</w:t>
       </w:r>
     </w:p>
     <w:p/>
